--- a/Director_of_Distribution_Social_Media_JD.docx
+++ b/Director_of_Distribution_Social_Media_JD.docx
@@ -201,7 +201,7 @@
                 <w:sz w:val="21"/>
                 <w:szCs w:val="21"/>
               </w:rPr>
-              <w:t xml:space="preserve">$120K+ base + performance bonuses</w:t>
+              <w:t xml:space="preserve">$130K-$160K base + performance bonuses</w:t>
             </w:r>
           </w:p>
         </w:tc>
